--- a/zht/docx/066.content.docx
+++ b/zht/docx/066.content.docx
@@ -438,18 +438,12 @@
           <w:lang w:val="zh_TW" w:bidi="zh_TW"/>
         </w:rPr>
       </w:r>
-      <w:hyperlink r:id="rId13">
-        <w:r>
-          <w:rPr>
-            <w:lang w:val="zh_TW" w:bidi="zh_TW"/>
-          </w:rPr>
-          <w:rPr>
-            <w:color w:val="0000EE"/>
-            <w:u w:val="single"/>
-          </w:rPr>
-          <w:t>但以理書11:10</w:t>
-        </w:r>
-      </w:hyperlink>
+      <w:r>
+        <w:rPr>
+          <w:lang w:val="zh_TW" w:bidi="zh_TW"/>
+        </w:rPr>
+        <w:t>但以理書11:10</w:t>
+      </w:r>
     </w:p>
     <w:p>
       <w:pPr>
@@ -462,18 +456,12 @@
           <w:lang w:val="zh_TW" w:bidi="zh_TW"/>
         </w:rPr>
       </w:r>
-      <w:hyperlink r:id="rId14">
-        <w:r>
-          <w:rPr>
-            <w:lang w:val="zh_TW" w:bidi="zh_TW"/>
-          </w:rPr>
-          <w:rPr>
-            <w:color w:val="0000EE"/>
-            <w:u w:val="single"/>
-          </w:rPr>
-          <w:t>創世記7:6–7</w:t>
-        </w:r>
-      </w:hyperlink>
+      <w:r>
+        <w:rPr>
+          <w:lang w:val="zh_TW" w:bidi="zh_TW"/>
+        </w:rPr>
+        <w:t>創世記7:6–7</w:t>
+      </w:r>
     </w:p>
     <w:p>
       <w:pPr>
@@ -486,18 +474,12 @@
           <w:lang w:val="zh_TW" w:bidi="zh_TW"/>
         </w:rPr>
       </w:r>
-      <w:hyperlink r:id="rId15">
-        <w:r>
-          <w:rPr>
-            <w:lang w:val="zh_TW" w:bidi="zh_TW"/>
-          </w:rPr>
-          <w:rPr>
-            <w:color w:val="0000EE"/>
-            <w:u w:val="single"/>
-          </w:rPr>
-          <w:t>路加福音6:46–48</w:t>
-        </w:r>
-      </w:hyperlink>
+      <w:r>
+        <w:rPr>
+          <w:lang w:val="zh_TW" w:bidi="zh_TW"/>
+        </w:rPr>
+        <w:t>路加福音6:46–48</w:t>
+      </w:r>
     </w:p>
     <w:p>
       <w:pPr>
@@ -510,18 +492,12 @@
           <w:lang w:val="zh_TW" w:bidi="zh_TW"/>
         </w:rPr>
       </w:r>
-      <w:hyperlink r:id="rId16">
-        <w:r>
-          <w:rPr>
-            <w:lang w:val="zh_TW" w:bidi="zh_TW"/>
-          </w:rPr>
-          <w:rPr>
-            <w:color w:val="0000EE"/>
-            <w:u w:val="single"/>
-          </w:rPr>
-          <w:t>馬太福音7:24–25</w:t>
-        </w:r>
-      </w:hyperlink>
+      <w:r>
+        <w:rPr>
+          <w:lang w:val="zh_TW" w:bidi="zh_TW"/>
+        </w:rPr>
+        <w:t>馬太福音7:24–25</w:t>
+      </w:r>
     </w:p>
     <w:p>
       <w:pPr>
@@ -534,18 +510,12 @@
           <w:lang w:val="zh_TW" w:bidi="zh_TW"/>
         </w:rPr>
       </w:r>
-      <w:hyperlink r:id="rId17">
-        <w:r>
-          <w:rPr>
-            <w:lang w:val="zh_TW" w:bidi="zh_TW"/>
-          </w:rPr>
-          <w:rPr>
-            <w:color w:val="0000EE"/>
-            <w:u w:val="single"/>
-          </w:rPr>
-          <w:t>馬太福音7:26–27</w:t>
-        </w:r>
-      </w:hyperlink>
+      <w:r>
+        <w:rPr>
+          <w:lang w:val="zh_TW" w:bidi="zh_TW"/>
+        </w:rPr>
+        <w:t>馬太福音7:26–27</w:t>
+      </w:r>
     </w:p>
     <w:p>
       <w:pPr>
@@ -558,18 +528,12 @@
           <w:lang w:val="zh_TW" w:bidi="zh_TW"/>
         </w:rPr>
       </w:r>
-      <w:hyperlink r:id="rId18">
-        <w:r>
-          <w:rPr>
-            <w:lang w:val="zh_TW" w:bidi="zh_TW"/>
-          </w:rPr>
-          <w:rPr>
-            <w:color w:val="0000EE"/>
-            <w:u w:val="single"/>
-          </w:rPr>
-          <w:t>馬太福音24:37–39</w:t>
-        </w:r>
-      </w:hyperlink>
+      <w:r>
+        <w:rPr>
+          <w:lang w:val="zh_TW" w:bidi="zh_TW"/>
+        </w:rPr>
+        <w:t>馬太福音24:37–39</w:t>
+      </w:r>
     </w:p>
     <w:p>
       <w:pPr>
@@ -804,18 +768,12 @@
           <w:lang w:val="zh_TW" w:bidi="zh_TW"/>
         </w:rPr>
       </w:r>
-      <w:hyperlink r:id="rId19">
-        <w:r>
-          <w:rPr>
-            <w:lang w:val="zh_TW" w:bidi="zh_TW"/>
-          </w:rPr>
-          <w:rPr>
-            <w:color w:val="0000EE"/>
-            <w:u w:val="single"/>
-          </w:rPr>
-          <w:t>使徒行傳7:35–37</w:t>
-        </w:r>
-      </w:hyperlink>
+      <w:r>
+        <w:rPr>
+          <w:lang w:val="zh_TW" w:bidi="zh_TW"/>
+        </w:rPr>
+        <w:t>使徒行傳7:35–37</w:t>
+      </w:r>
     </w:p>
     <w:p>
       <w:pPr>
@@ -828,18 +786,12 @@
           <w:lang w:val="zh_TW" w:bidi="zh_TW"/>
         </w:rPr>
       </w:r>
-      <w:hyperlink r:id="rId20">
-        <w:r>
-          <w:rPr>
-            <w:lang w:val="zh_TW" w:bidi="zh_TW"/>
-          </w:rPr>
-          <w:rPr>
-            <w:color w:val="0000EE"/>
-            <w:u w:val="single"/>
-          </w:rPr>
-          <w:t>出埃及記13:17–18</w:t>
-        </w:r>
-      </w:hyperlink>
+      <w:r>
+        <w:rPr>
+          <w:lang w:val="zh_TW" w:bidi="zh_TW"/>
+        </w:rPr>
+        <w:t>出埃及記13:17–18</w:t>
+      </w:r>
     </w:p>
     <w:p>
       <w:pPr>
@@ -852,18 +804,12 @@
           <w:lang w:val="zh_TW" w:bidi="zh_TW"/>
         </w:rPr>
       </w:r>
-      <w:hyperlink r:id="rId21">
-        <w:r>
-          <w:rPr>
-            <w:lang w:val="zh_TW" w:bidi="zh_TW"/>
-          </w:rPr>
-          <w:rPr>
-            <w:color w:val="0000EE"/>
-            <w:u w:val="single"/>
-          </w:rPr>
-          <w:t>約書亞記4:22–24</w:t>
-        </w:r>
-      </w:hyperlink>
+      <w:r>
+        <w:rPr>
+          <w:lang w:val="zh_TW" w:bidi="zh_TW"/>
+        </w:rPr>
+        <w:t>約書亞記4:22–24</w:t>
+      </w:r>
     </w:p>
     <w:p>
       <w:pPr>
@@ -876,18 +822,12 @@
           <w:lang w:val="zh_TW" w:bidi="zh_TW"/>
         </w:rPr>
       </w:r>
-      <w:hyperlink r:id="rId22">
-        <w:r>
-          <w:rPr>
-            <w:lang w:val="zh_TW" w:bidi="zh_TW"/>
-          </w:rPr>
-          <w:rPr>
-            <w:color w:val="0000EE"/>
-            <w:u w:val="single"/>
-          </w:rPr>
-          <w:t>民數記14:23–25</w:t>
-        </w:r>
-      </w:hyperlink>
+      <w:r>
+        <w:rPr>
+          <w:lang w:val="zh_TW" w:bidi="zh_TW"/>
+        </w:rPr>
+        <w:t>民數記14:23–25</w:t>
+      </w:r>
     </w:p>
     <w:p>
       <w:pPr>
